--- a/LR 3/Описание методов для тестирования.docx
+++ b/LR 3/Описание методов для тестирования.docx
@@ -823,14 +823,7 @@
           <w:rFonts w:cs="Times New Roman"/>
           <w:szCs w:val="28"/>
         </w:rPr>
-        <w:t xml:space="preserve">Тест </w:t>
-      </w:r>
-      <w:r>
-        <w:rPr>
-          <w:rFonts w:cs="Times New Roman"/>
-          <w:szCs w:val="28"/>
-        </w:rPr>
-        <w:t>2</w:t>
+        <w:t>Тест 2</w:t>
       </w:r>
       <w:r>
         <w:rPr>
@@ -1442,6 +1435,7 @@
         <w:rPr>
           <w:rFonts w:cs="Times New Roman"/>
           <w:szCs w:val="28"/>
+          <w:lang w:val="en-US"/>
         </w:rPr>
       </w:pPr>
       <w:r>
@@ -1460,9 +1454,80 @@
         <w:rPr>
           <w:rFonts w:cs="Times New Roman"/>
           <w:szCs w:val="28"/>
+        </w:rPr>
+      </w:pPr>
+      <w:r>
+        <w:rPr>
+          <w:rFonts w:cs="Times New Roman"/>
+          <w:szCs w:val="28"/>
+        </w:rPr>
+        <w:t xml:space="preserve">Тест </w:t>
+      </w:r>
+      <w:r>
+        <w:rPr>
+          <w:rFonts w:cs="Times New Roman"/>
+          <w:szCs w:val="28"/>
+        </w:rPr>
+        <w:t>3</w:t>
+      </w:r>
+      <w:r>
+        <w:rPr>
+          <w:rFonts w:cs="Times New Roman"/>
+          <w:szCs w:val="28"/>
+        </w:rPr>
+        <w:t>. Проверка фильтрации фильмов по жанру</w:t>
+      </w:r>
+    </w:p>
+    <w:p>
+      <w:pPr>
+        <w:spacing w:after="0" w:line="360" w:lineRule="auto"/>
+        <w:ind w:firstLine="709"/>
+        <w:jc w:val="both"/>
+        <w:rPr>
+          <w:rFonts w:cs="Times New Roman"/>
+          <w:szCs w:val="28"/>
           <w:lang w:val="en-US"/>
         </w:rPr>
       </w:pPr>
+      <w:r>
+        <w:rPr>
+          <w:rFonts w:cs="Times New Roman"/>
+          <w:szCs w:val="28"/>
+        </w:rPr>
+        <w:t>Название</w:t>
+      </w:r>
+      <w:r>
+        <w:rPr>
+          <w:rFonts w:cs="Times New Roman"/>
+          <w:szCs w:val="28"/>
+          <w:lang w:val="en-US"/>
+        </w:rPr>
+        <w:t xml:space="preserve"> </w:t>
+      </w:r>
+      <w:r>
+        <w:rPr>
+          <w:rFonts w:cs="Times New Roman"/>
+          <w:szCs w:val="28"/>
+        </w:rPr>
+        <w:t>теста</w:t>
+      </w:r>
+      <w:r>
+        <w:rPr>
+          <w:rFonts w:cs="Times New Roman"/>
+          <w:szCs w:val="28"/>
+          <w:lang w:val="en-US"/>
+        </w:rPr>
+        <w:t xml:space="preserve">. </w:t>
+      </w:r>
+      <w:proofErr w:type="spellStart"/>
+      <w:r>
+        <w:rPr>
+          <w:rFonts w:cs="Times New Roman"/>
+          <w:szCs w:val="28"/>
+        </w:rPr>
+        <w:t>FilterFilms_ByGenre_ReturnsOnlyMatchingFilms</w:t>
+      </w:r>
+      <w:proofErr w:type="spellEnd"/>
     </w:p>
     <w:p>
       <w:pPr>
@@ -1479,8 +1544,177 @@
           <w:rFonts w:cs="Times New Roman"/>
           <w:szCs w:val="28"/>
         </w:rPr>
-        <w:t>Критерии прохождения теста</w:t>
-      </w:r>
+        <w:t>Цель</w:t>
+      </w:r>
+      <w:r>
+        <w:rPr>
+          <w:rFonts w:cs="Times New Roman"/>
+          <w:szCs w:val="28"/>
+          <w:lang w:val="en-US"/>
+        </w:rPr>
+        <w:t xml:space="preserve"> </w:t>
+      </w:r>
+      <w:r>
+        <w:rPr>
+          <w:rFonts w:cs="Times New Roman"/>
+          <w:szCs w:val="28"/>
+        </w:rPr>
+        <w:t>теста</w:t>
+      </w:r>
+      <w:r>
+        <w:rPr>
+          <w:rFonts w:cs="Times New Roman"/>
+          <w:szCs w:val="28"/>
+          <w:lang w:val="en-US"/>
+        </w:rPr>
+        <w:t xml:space="preserve">. </w:t>
+      </w:r>
+      <w:r>
+        <w:rPr>
+          <w:rFonts w:cs="Times New Roman"/>
+          <w:szCs w:val="28"/>
+        </w:rPr>
+        <w:t xml:space="preserve">Проверить, что при фильтрации списка фильмов по жанру возвращаются только фильмы с указанным </w:t>
+      </w:r>
+      <w:proofErr w:type="spellStart"/>
+      <w:proofErr w:type="gramStart"/>
+      <w:r>
+        <w:rPr>
+          <w:rFonts w:cs="Times New Roman"/>
+          <w:szCs w:val="28"/>
+        </w:rPr>
+        <w:t>жанром.Шаги</w:t>
+      </w:r>
+      <w:proofErr w:type="spellEnd"/>
+      <w:proofErr w:type="gramEnd"/>
+      <w:r>
+        <w:rPr>
+          <w:rFonts w:cs="Times New Roman"/>
+          <w:szCs w:val="28"/>
+        </w:rPr>
+        <w:t xml:space="preserve"> теста.</w:t>
+      </w:r>
+    </w:p>
+    <w:p>
+      <w:pPr>
+        <w:pStyle w:val="a7"/>
+        <w:numPr>
+          <w:ilvl w:val="0"/>
+          <w:numId w:val="17"/>
+        </w:numPr>
+        <w:spacing w:after="0" w:line="360" w:lineRule="auto"/>
+        <w:ind w:left="0" w:firstLine="709"/>
+        <w:contextualSpacing w:val="0"/>
+        <w:jc w:val="both"/>
+        <w:rPr>
+          <w:rFonts w:cs="Times New Roman"/>
+          <w:szCs w:val="28"/>
+        </w:rPr>
+      </w:pPr>
+      <w:r>
+        <w:rPr>
+          <w:rFonts w:cs="Times New Roman"/>
+          <w:szCs w:val="28"/>
+        </w:rPr>
+        <w:t xml:space="preserve">Сначала создается тестовый список из четырех объектов </w:t>
+      </w:r>
+      <w:proofErr w:type="spellStart"/>
+      <w:r>
+        <w:rPr>
+          <w:rFonts w:cs="Times New Roman"/>
+          <w:szCs w:val="28"/>
+        </w:rPr>
+        <w:t>CharacteristicsFilms</w:t>
+      </w:r>
+      <w:proofErr w:type="spellEnd"/>
+      <w:r>
+        <w:rPr>
+          <w:rFonts w:cs="Times New Roman"/>
+          <w:szCs w:val="28"/>
+        </w:rPr>
+        <w:t>, где два фильма имеют жанр "Хоррор" и два фильма имеют жанр "Фэнтези".</w:t>
+      </w:r>
+    </w:p>
+    <w:p>
+      <w:pPr>
+        <w:pStyle w:val="a7"/>
+        <w:numPr>
+          <w:ilvl w:val="0"/>
+          <w:numId w:val="17"/>
+        </w:numPr>
+        <w:spacing w:after="0" w:line="360" w:lineRule="auto"/>
+        <w:ind w:left="0" w:firstLine="709"/>
+        <w:contextualSpacing w:val="0"/>
+        <w:jc w:val="both"/>
+        <w:rPr>
+          <w:rFonts w:cs="Times New Roman"/>
+          <w:szCs w:val="28"/>
+        </w:rPr>
+      </w:pPr>
+      <w:r>
+        <w:rPr>
+          <w:rFonts w:cs="Times New Roman"/>
+          <w:szCs w:val="28"/>
+        </w:rPr>
+        <w:t>Задается целевой жанр "Фэнтези" для фильтрации.</w:t>
+      </w:r>
+    </w:p>
+    <w:p>
+      <w:pPr>
+        <w:pStyle w:val="a7"/>
+        <w:numPr>
+          <w:ilvl w:val="0"/>
+          <w:numId w:val="17"/>
+        </w:numPr>
+        <w:spacing w:after="0" w:line="360" w:lineRule="auto"/>
+        <w:ind w:left="0" w:firstLine="709"/>
+        <w:contextualSpacing w:val="0"/>
+        <w:jc w:val="both"/>
+        <w:rPr>
+          <w:rFonts w:cs="Times New Roman"/>
+          <w:szCs w:val="28"/>
+        </w:rPr>
+      </w:pPr>
+      <w:r>
+        <w:rPr>
+          <w:rFonts w:cs="Times New Roman"/>
+          <w:szCs w:val="28"/>
+        </w:rPr>
+        <w:t>Выполняется фильтрация списка с помощью LINQ-запроса, который выбирает только те фильмы, у которых жанр равен "Фэнтези".</w:t>
+      </w:r>
+    </w:p>
+    <w:p>
+      <w:pPr>
+        <w:pStyle w:val="a7"/>
+        <w:numPr>
+          <w:ilvl w:val="0"/>
+          <w:numId w:val="17"/>
+        </w:numPr>
+        <w:spacing w:after="0" w:line="360" w:lineRule="auto"/>
+        <w:ind w:left="0" w:firstLine="709"/>
+        <w:contextualSpacing w:val="0"/>
+        <w:jc w:val="both"/>
+        <w:rPr>
+          <w:rFonts w:cs="Times New Roman"/>
+          <w:szCs w:val="28"/>
+        </w:rPr>
+      </w:pPr>
+      <w:r>
+        <w:rPr>
+          <w:rFonts w:cs="Times New Roman"/>
+          <w:szCs w:val="28"/>
+        </w:rPr>
+        <w:t xml:space="preserve">Результат фильтрации сохраняется в переменную </w:t>
+      </w:r>
+      <w:proofErr w:type="spellStart"/>
+      <w:r>
+        <w:rPr>
+          <w:rFonts w:cs="Times New Roman"/>
+          <w:szCs w:val="28"/>
+        </w:rPr>
+        <w:t>filteredFilms</w:t>
+      </w:r>
+      <w:proofErr w:type="spellEnd"/>
       <w:r>
         <w:rPr>
           <w:rFonts w:cs="Times New Roman"/>
@@ -1491,13 +1725,564 @@
     </w:p>
     <w:p>
       <w:pPr>
+        <w:pStyle w:val="a7"/>
+        <w:numPr>
+          <w:ilvl w:val="0"/>
+          <w:numId w:val="17"/>
+        </w:numPr>
+        <w:spacing w:after="0" w:line="360" w:lineRule="auto"/>
+        <w:ind w:left="0" w:firstLine="709"/>
+        <w:contextualSpacing w:val="0"/>
+        <w:jc w:val="both"/>
+        <w:rPr>
+          <w:rFonts w:cs="Times New Roman"/>
+          <w:szCs w:val="28"/>
+        </w:rPr>
+      </w:pPr>
+      <w:r>
+        <w:rPr>
+          <w:rFonts w:cs="Times New Roman"/>
+          <w:szCs w:val="28"/>
+        </w:rPr>
+        <w:lastRenderedPageBreak/>
+        <w:t>Проверяется количество отфильтрованных фильмов — их должно быть ровно два.</w:t>
+      </w:r>
+    </w:p>
+    <w:p>
+      <w:pPr>
+        <w:pStyle w:val="a7"/>
+        <w:numPr>
+          <w:ilvl w:val="0"/>
+          <w:numId w:val="17"/>
+        </w:numPr>
+        <w:spacing w:after="0" w:line="360" w:lineRule="auto"/>
+        <w:ind w:left="0" w:firstLine="709"/>
+        <w:contextualSpacing w:val="0"/>
+        <w:jc w:val="both"/>
+        <w:rPr>
+          <w:rFonts w:cs="Times New Roman"/>
+          <w:szCs w:val="28"/>
+        </w:rPr>
+      </w:pPr>
+      <w:r>
+        <w:rPr>
+          <w:rFonts w:cs="Times New Roman"/>
+          <w:szCs w:val="28"/>
+        </w:rPr>
+        <w:t>Проверяется жанр каждого отфильтрованного фильма — каждый должен иметь жанр "Фэнтези".</w:t>
+      </w:r>
+    </w:p>
+    <w:p>
+      <w:pPr>
+        <w:pStyle w:val="a7"/>
+        <w:numPr>
+          <w:ilvl w:val="0"/>
+          <w:numId w:val="17"/>
+        </w:numPr>
+        <w:spacing w:after="0" w:line="360" w:lineRule="auto"/>
+        <w:ind w:left="0" w:firstLine="709"/>
+        <w:contextualSpacing w:val="0"/>
+        <w:jc w:val="both"/>
+        <w:rPr>
+          <w:rFonts w:cs="Times New Roman"/>
+          <w:szCs w:val="28"/>
+        </w:rPr>
+      </w:pPr>
+      <w:r>
+        <w:rPr>
+          <w:rFonts w:cs="Times New Roman"/>
+          <w:szCs w:val="28"/>
+        </w:rPr>
+        <w:t>Проверяется наличие в отфильтрованном списке фильма "Властелин колец".</w:t>
+      </w:r>
+    </w:p>
+    <w:p>
+      <w:pPr>
+        <w:pStyle w:val="a7"/>
+        <w:numPr>
+          <w:ilvl w:val="0"/>
+          <w:numId w:val="17"/>
+        </w:numPr>
+        <w:spacing w:after="0" w:line="360" w:lineRule="auto"/>
+        <w:ind w:left="0" w:firstLine="709"/>
+        <w:contextualSpacing w:val="0"/>
+        <w:jc w:val="both"/>
+        <w:rPr>
+          <w:rFonts w:cs="Times New Roman"/>
+          <w:szCs w:val="28"/>
+        </w:rPr>
+      </w:pPr>
+      <w:r>
+        <w:rPr>
+          <w:rFonts w:cs="Times New Roman"/>
+          <w:szCs w:val="28"/>
+        </w:rPr>
+        <w:t>Проверяется наличие в отфильтрованном списке фильма "Гарри Поттер".</w:t>
+      </w:r>
+    </w:p>
+    <w:p>
+      <w:pPr>
+        <w:pStyle w:val="a7"/>
+        <w:numPr>
+          <w:ilvl w:val="0"/>
+          <w:numId w:val="17"/>
+        </w:numPr>
+        <w:spacing w:after="0" w:line="360" w:lineRule="auto"/>
+        <w:ind w:left="0" w:firstLine="709"/>
+        <w:contextualSpacing w:val="0"/>
+        <w:jc w:val="both"/>
+        <w:rPr>
+          <w:rFonts w:cs="Times New Roman"/>
+          <w:szCs w:val="28"/>
+        </w:rPr>
+      </w:pPr>
+      <w:r>
+        <w:rPr>
+          <w:rFonts w:cs="Times New Roman"/>
+          <w:szCs w:val="28"/>
+        </w:rPr>
+        <w:t>Проверяется отсутствие в отфильтрованном списке фильма "Пункт назначения".</w:t>
+      </w:r>
+    </w:p>
+    <w:p>
+      <w:pPr>
+        <w:pStyle w:val="a7"/>
+        <w:numPr>
+          <w:ilvl w:val="0"/>
+          <w:numId w:val="17"/>
+        </w:numPr>
+        <w:spacing w:after="0" w:line="360" w:lineRule="auto"/>
+        <w:ind w:left="0" w:firstLine="709"/>
+        <w:contextualSpacing w:val="0"/>
+        <w:jc w:val="both"/>
+        <w:rPr>
+          <w:rFonts w:cs="Times New Roman"/>
+          <w:szCs w:val="28"/>
+        </w:rPr>
+      </w:pPr>
+      <w:r>
+        <w:rPr>
+          <w:rFonts w:cs="Times New Roman"/>
+          <w:szCs w:val="28"/>
+        </w:rPr>
+        <w:t>Проверяется отсутствие в отфильтрованном списке фильма "Заклятие".</w:t>
+      </w:r>
+    </w:p>
+    <w:p>
+      <w:pPr>
         <w:spacing w:after="0" w:line="360" w:lineRule="auto"/>
         <w:ind w:firstLine="709"/>
         <w:jc w:val="both"/>
         <w:rPr>
           <w:rFonts w:cs="Times New Roman"/>
           <w:szCs w:val="28"/>
-          <w:lang w:val="en-US"/>
+        </w:rPr>
+      </w:pPr>
+      <w:r>
+        <w:rPr>
+          <w:rFonts w:cs="Times New Roman"/>
+          <w:szCs w:val="28"/>
+        </w:rPr>
+        <w:t>Ожидаемый результат</w:t>
+      </w:r>
+      <w:r>
+        <w:rPr>
+          <w:rFonts w:cs="Times New Roman"/>
+          <w:szCs w:val="28"/>
+        </w:rPr>
+        <w:t>.</w:t>
+      </w:r>
+    </w:p>
+    <w:p>
+      <w:pPr>
+        <w:pStyle w:val="a7"/>
+        <w:numPr>
+          <w:ilvl w:val="0"/>
+          <w:numId w:val="18"/>
+        </w:numPr>
+        <w:spacing w:after="0" w:line="360" w:lineRule="auto"/>
+        <w:ind w:left="0" w:firstLine="357"/>
+        <w:contextualSpacing w:val="0"/>
+        <w:jc w:val="both"/>
+        <w:rPr>
+          <w:rFonts w:cs="Times New Roman"/>
+          <w:szCs w:val="28"/>
+        </w:rPr>
+      </w:pPr>
+      <w:r>
+        <w:rPr>
+          <w:rFonts w:cs="Times New Roman"/>
+          <w:szCs w:val="28"/>
+        </w:rPr>
+        <w:t>Метод фильтрации возвращает список, содержащий два фильма.</w:t>
+      </w:r>
+    </w:p>
+    <w:p>
+      <w:pPr>
+        <w:pStyle w:val="a7"/>
+        <w:numPr>
+          <w:ilvl w:val="0"/>
+          <w:numId w:val="18"/>
+        </w:numPr>
+        <w:spacing w:after="0" w:line="360" w:lineRule="auto"/>
+        <w:ind w:left="0" w:firstLine="357"/>
+        <w:contextualSpacing w:val="0"/>
+        <w:jc w:val="both"/>
+        <w:rPr>
+          <w:rFonts w:cs="Times New Roman"/>
+          <w:szCs w:val="28"/>
+        </w:rPr>
+      </w:pPr>
+      <w:r>
+        <w:rPr>
+          <w:rFonts w:cs="Times New Roman"/>
+          <w:szCs w:val="28"/>
+        </w:rPr>
+        <w:t>Все фильмы в возвращенном списке имеют жанр "Фэнтези".</w:t>
+      </w:r>
+    </w:p>
+    <w:p>
+      <w:pPr>
+        <w:pStyle w:val="a7"/>
+        <w:numPr>
+          <w:ilvl w:val="0"/>
+          <w:numId w:val="18"/>
+        </w:numPr>
+        <w:spacing w:after="0" w:line="360" w:lineRule="auto"/>
+        <w:ind w:left="0" w:firstLine="357"/>
+        <w:contextualSpacing w:val="0"/>
+        <w:jc w:val="both"/>
+        <w:rPr>
+          <w:rFonts w:cs="Times New Roman"/>
+          <w:szCs w:val="28"/>
+        </w:rPr>
+      </w:pPr>
+      <w:r>
+        <w:rPr>
+          <w:rFonts w:cs="Times New Roman"/>
+          <w:szCs w:val="28"/>
+        </w:rPr>
+        <w:t>В списке присутствуют фильмы "Властелин колец" и "Гарри Поттер".</w:t>
+      </w:r>
+    </w:p>
+    <w:p>
+      <w:pPr>
+        <w:pStyle w:val="a7"/>
+        <w:numPr>
+          <w:ilvl w:val="0"/>
+          <w:numId w:val="18"/>
+        </w:numPr>
+        <w:spacing w:after="0" w:line="360" w:lineRule="auto"/>
+        <w:ind w:left="0" w:firstLine="357"/>
+        <w:contextualSpacing w:val="0"/>
+        <w:jc w:val="both"/>
+        <w:rPr>
+          <w:rFonts w:cs="Times New Roman"/>
+          <w:szCs w:val="28"/>
+        </w:rPr>
+      </w:pPr>
+      <w:r>
+        <w:rPr>
+          <w:rFonts w:cs="Times New Roman"/>
+          <w:szCs w:val="28"/>
+        </w:rPr>
+        <w:t>В списке отсутствуют фильмы "Пункт назначения" и "Заклятие", так как они имеют жанр "Хоррор".</w:t>
+      </w:r>
+    </w:p>
+    <w:p>
+      <w:pPr>
+        <w:spacing w:line="259" w:lineRule="auto"/>
+        <w:rPr>
+          <w:rFonts w:cs="Times New Roman"/>
+          <w:szCs w:val="28"/>
+        </w:rPr>
+      </w:pPr>
+    </w:p>
+    <w:p>
+      <w:pPr>
+        <w:spacing w:line="259" w:lineRule="auto"/>
+        <w:rPr>
+          <w:rFonts w:cs="Times New Roman"/>
+          <w:szCs w:val="28"/>
+        </w:rPr>
+      </w:pPr>
+    </w:p>
+    <w:p>
+      <w:pPr>
+        <w:spacing w:line="259" w:lineRule="auto"/>
+        <w:rPr>
+          <w:rFonts w:cs="Times New Roman"/>
+          <w:szCs w:val="28"/>
+        </w:rPr>
+      </w:pPr>
+    </w:p>
+    <w:p>
+      <w:pPr>
+        <w:spacing w:line="259" w:lineRule="auto"/>
+        <w:rPr>
+          <w:rFonts w:cs="Times New Roman"/>
+          <w:szCs w:val="28"/>
+        </w:rPr>
+      </w:pPr>
+    </w:p>
+    <w:p>
+      <w:pPr>
+        <w:spacing w:line="259" w:lineRule="auto"/>
+        <w:rPr>
+          <w:rFonts w:cs="Times New Roman"/>
+          <w:szCs w:val="28"/>
+        </w:rPr>
+      </w:pPr>
+    </w:p>
+    <w:p>
+      <w:pPr>
+        <w:spacing w:line="259" w:lineRule="auto"/>
+        <w:rPr>
+          <w:rFonts w:cs="Times New Roman"/>
+          <w:szCs w:val="28"/>
+        </w:rPr>
+      </w:pPr>
+    </w:p>
+    <w:p>
+      <w:pPr>
+        <w:spacing w:line="259" w:lineRule="auto"/>
+        <w:rPr>
+          <w:rFonts w:cs="Times New Roman"/>
+          <w:szCs w:val="28"/>
+        </w:rPr>
+      </w:pPr>
+    </w:p>
+    <w:p>
+      <w:pPr>
+        <w:spacing w:line="259" w:lineRule="auto"/>
+        <w:rPr>
+          <w:rFonts w:cs="Times New Roman"/>
+          <w:szCs w:val="28"/>
+        </w:rPr>
+      </w:pPr>
+    </w:p>
+    <w:p>
+      <w:pPr>
+        <w:spacing w:line="259" w:lineRule="auto"/>
+        <w:rPr>
+          <w:rFonts w:cs="Times New Roman"/>
+          <w:szCs w:val="28"/>
+        </w:rPr>
+      </w:pPr>
+    </w:p>
+    <w:p>
+      <w:pPr>
+        <w:spacing w:line="259" w:lineRule="auto"/>
+        <w:rPr>
+          <w:rFonts w:cs="Times New Roman"/>
+          <w:szCs w:val="28"/>
+        </w:rPr>
+      </w:pPr>
+    </w:p>
+    <w:p>
+      <w:pPr>
+        <w:spacing w:line="259" w:lineRule="auto"/>
+        <w:rPr>
+          <w:rFonts w:cs="Times New Roman"/>
+          <w:szCs w:val="28"/>
+        </w:rPr>
+      </w:pPr>
+    </w:p>
+    <w:p>
+      <w:pPr>
+        <w:spacing w:line="259" w:lineRule="auto"/>
+        <w:rPr>
+          <w:rFonts w:cs="Times New Roman"/>
+          <w:szCs w:val="28"/>
+        </w:rPr>
+      </w:pPr>
+    </w:p>
+    <w:p>
+      <w:pPr>
+        <w:spacing w:line="259" w:lineRule="auto"/>
+        <w:rPr>
+          <w:rFonts w:cs="Times New Roman"/>
+          <w:szCs w:val="28"/>
+        </w:rPr>
+      </w:pPr>
+    </w:p>
+    <w:p>
+      <w:pPr>
+        <w:spacing w:line="259" w:lineRule="auto"/>
+        <w:rPr>
+          <w:rFonts w:cs="Times New Roman"/>
+          <w:szCs w:val="28"/>
+        </w:rPr>
+      </w:pPr>
+    </w:p>
+    <w:p>
+      <w:pPr>
+        <w:spacing w:line="259" w:lineRule="auto"/>
+        <w:rPr>
+          <w:rFonts w:cs="Times New Roman"/>
+          <w:szCs w:val="28"/>
+        </w:rPr>
+      </w:pPr>
+    </w:p>
+    <w:p>
+      <w:pPr>
+        <w:spacing w:line="259" w:lineRule="auto"/>
+        <w:rPr>
+          <w:rFonts w:cs="Times New Roman"/>
+          <w:szCs w:val="28"/>
+        </w:rPr>
+      </w:pPr>
+    </w:p>
+    <w:p>
+      <w:pPr>
+        <w:spacing w:line="259" w:lineRule="auto"/>
+        <w:rPr>
+          <w:rFonts w:cs="Times New Roman"/>
+          <w:szCs w:val="28"/>
+        </w:rPr>
+      </w:pPr>
+    </w:p>
+    <w:p>
+      <w:pPr>
+        <w:spacing w:line="259" w:lineRule="auto"/>
+        <w:rPr>
+          <w:rFonts w:cs="Times New Roman"/>
+          <w:szCs w:val="28"/>
+        </w:rPr>
+      </w:pPr>
+    </w:p>
+    <w:p>
+      <w:pPr>
+        <w:spacing w:line="259" w:lineRule="auto"/>
+        <w:rPr>
+          <w:rFonts w:cs="Times New Roman"/>
+          <w:szCs w:val="28"/>
+        </w:rPr>
+      </w:pPr>
+    </w:p>
+    <w:p>
+      <w:pPr>
+        <w:spacing w:line="259" w:lineRule="auto"/>
+        <w:rPr>
+          <w:rFonts w:cs="Times New Roman"/>
+          <w:szCs w:val="28"/>
+        </w:rPr>
+      </w:pPr>
+    </w:p>
+    <w:p>
+      <w:pPr>
+        <w:spacing w:line="259" w:lineRule="auto"/>
+        <w:rPr>
+          <w:rFonts w:cs="Times New Roman"/>
+          <w:szCs w:val="28"/>
+        </w:rPr>
+      </w:pPr>
+    </w:p>
+    <w:p>
+      <w:pPr>
+        <w:spacing w:line="259" w:lineRule="auto"/>
+        <w:rPr>
+          <w:rFonts w:cs="Times New Roman"/>
+          <w:szCs w:val="28"/>
+        </w:rPr>
+      </w:pPr>
+    </w:p>
+    <w:p>
+      <w:pPr>
+        <w:spacing w:line="259" w:lineRule="auto"/>
+        <w:rPr>
+          <w:rFonts w:cs="Times New Roman"/>
+          <w:szCs w:val="28"/>
+        </w:rPr>
+      </w:pPr>
+    </w:p>
+    <w:p>
+      <w:pPr>
+        <w:spacing w:line="259" w:lineRule="auto"/>
+        <w:rPr>
+          <w:rFonts w:cs="Times New Roman"/>
+          <w:szCs w:val="28"/>
+        </w:rPr>
+      </w:pPr>
+    </w:p>
+    <w:p>
+      <w:pPr>
+        <w:spacing w:line="259" w:lineRule="auto"/>
+        <w:rPr>
+          <w:rFonts w:cs="Times New Roman"/>
+          <w:szCs w:val="28"/>
+        </w:rPr>
+      </w:pPr>
+    </w:p>
+    <w:p>
+      <w:pPr>
+        <w:spacing w:line="259" w:lineRule="auto"/>
+        <w:rPr>
+          <w:rFonts w:cs="Times New Roman"/>
+          <w:szCs w:val="28"/>
+        </w:rPr>
+      </w:pPr>
+    </w:p>
+    <w:p>
+      <w:pPr>
+        <w:spacing w:line="259" w:lineRule="auto"/>
+        <w:rPr>
+          <w:rFonts w:cs="Times New Roman"/>
+          <w:szCs w:val="28"/>
+        </w:rPr>
+      </w:pPr>
+    </w:p>
+    <w:p>
+      <w:pPr>
+        <w:spacing w:line="259" w:lineRule="auto"/>
+        <w:rPr>
+          <w:rFonts w:cs="Times New Roman"/>
+          <w:szCs w:val="28"/>
+        </w:rPr>
+      </w:pPr>
+    </w:p>
+    <w:p>
+      <w:pPr>
+        <w:spacing w:line="259" w:lineRule="auto"/>
+        <w:rPr>
+          <w:rFonts w:cs="Times New Roman"/>
+          <w:szCs w:val="28"/>
+        </w:rPr>
+      </w:pPr>
+    </w:p>
+    <w:p>
+      <w:pPr>
+        <w:spacing w:line="259" w:lineRule="auto"/>
+        <w:rPr>
+          <w:rFonts w:cs="Times New Roman"/>
+          <w:szCs w:val="28"/>
+        </w:rPr>
+      </w:pPr>
+    </w:p>
+    <w:p>
+      <w:pPr>
+        <w:spacing w:line="259" w:lineRule="auto"/>
+        <w:rPr>
+          <w:rFonts w:cs="Times New Roman"/>
+          <w:szCs w:val="28"/>
+        </w:rPr>
+      </w:pPr>
+    </w:p>
+    <w:p>
+      <w:pPr>
+        <w:spacing w:line="259" w:lineRule="auto"/>
+        <w:rPr>
+          <w:rFonts w:cs="Times New Roman"/>
+          <w:szCs w:val="28"/>
+        </w:rPr>
+      </w:pPr>
+    </w:p>
+    <w:p>
+      <w:pPr>
+        <w:spacing w:line="259" w:lineRule="auto"/>
+        <w:rPr>
+          <w:rFonts w:cs="Times New Roman"/>
+          <w:szCs w:val="28"/>
         </w:rPr>
       </w:pPr>
     </w:p>
@@ -1506,478 +2291,6 @@
         <w:spacing w:after="0" w:line="360" w:lineRule="auto"/>
         <w:ind w:firstLine="709"/>
         <w:jc w:val="both"/>
-      </w:pPr>
-      <w:r>
-        <w:rPr>
-          <w:rFonts w:cs="Times New Roman"/>
-          <w:szCs w:val="28"/>
-        </w:rPr>
-        <w:t xml:space="preserve">Тест </w:t>
-      </w:r>
-      <w:r>
-        <w:rPr>
-          <w:rFonts w:cs="Times New Roman"/>
-          <w:szCs w:val="28"/>
-        </w:rPr>
-        <w:t>3</w:t>
-      </w:r>
-      <w:r>
-        <w:rPr>
-          <w:rFonts w:cs="Times New Roman"/>
-          <w:szCs w:val="28"/>
-        </w:rPr>
-        <w:t>.</w:t>
-      </w:r>
-      <w:r>
-        <w:rPr>
-          <w:rFonts w:cs="Times New Roman"/>
-          <w:szCs w:val="28"/>
-        </w:rPr>
-        <w:t xml:space="preserve"> </w:t>
-      </w:r>
-    </w:p>
-    <w:p>
-      <w:pPr>
-        <w:spacing w:after="0" w:line="360" w:lineRule="auto"/>
-        <w:ind w:firstLine="709"/>
-        <w:jc w:val="both"/>
-      </w:pPr>
-      <w:r>
-        <w:rPr>
-          <w:rFonts w:cs="Times New Roman"/>
-          <w:szCs w:val="28"/>
-        </w:rPr>
-        <w:t>Название</w:t>
-      </w:r>
-      <w:r>
-        <w:rPr>
-          <w:rFonts w:cs="Times New Roman"/>
-          <w:szCs w:val="28"/>
-        </w:rPr>
-        <w:t xml:space="preserve"> </w:t>
-      </w:r>
-      <w:r>
-        <w:rPr>
-          <w:rFonts w:cs="Times New Roman"/>
-          <w:szCs w:val="28"/>
-        </w:rPr>
-        <w:t>теста</w:t>
-      </w:r>
-      <w:r>
-        <w:rPr>
-          <w:rFonts w:cs="Times New Roman"/>
-          <w:szCs w:val="28"/>
-        </w:rPr>
-        <w:t>.</w:t>
-      </w:r>
-    </w:p>
-    <w:p>
-      <w:pPr>
-        <w:spacing w:after="0" w:line="360" w:lineRule="auto"/>
-        <w:ind w:firstLine="709"/>
-        <w:jc w:val="both"/>
-      </w:pPr>
-      <w:r>
-        <w:rPr>
-          <w:rFonts w:cs="Times New Roman"/>
-          <w:szCs w:val="28"/>
-        </w:rPr>
-        <w:t>Цель</w:t>
-      </w:r>
-      <w:r>
-        <w:rPr>
-          <w:rFonts w:cs="Times New Roman"/>
-          <w:szCs w:val="28"/>
-        </w:rPr>
-        <w:t xml:space="preserve"> </w:t>
-      </w:r>
-      <w:r>
-        <w:rPr>
-          <w:rFonts w:cs="Times New Roman"/>
-          <w:szCs w:val="28"/>
-        </w:rPr>
-        <w:t>теста</w:t>
-      </w:r>
-      <w:r>
-        <w:rPr>
-          <w:rFonts w:cs="Times New Roman"/>
-          <w:szCs w:val="28"/>
-        </w:rPr>
-        <w:t>.</w:t>
-      </w:r>
-    </w:p>
-    <w:p>
-      <w:pPr>
-        <w:spacing w:after="0" w:line="360" w:lineRule="auto"/>
-        <w:ind w:firstLine="709"/>
-        <w:jc w:val="both"/>
-        <w:rPr>
-          <w:rFonts w:cs="Times New Roman"/>
-          <w:szCs w:val="28"/>
-        </w:rPr>
-      </w:pPr>
-      <w:r>
-        <w:rPr>
-          <w:rFonts w:cs="Times New Roman"/>
-          <w:szCs w:val="28"/>
-        </w:rPr>
-        <w:t>Шаги теста</w:t>
-      </w:r>
-      <w:r>
-        <w:rPr>
-          <w:rFonts w:cs="Times New Roman"/>
-          <w:szCs w:val="28"/>
-        </w:rPr>
-        <w:t>.</w:t>
-      </w:r>
-    </w:p>
-    <w:p>
-      <w:pPr>
-        <w:spacing w:after="0" w:line="360" w:lineRule="auto"/>
-        <w:ind w:firstLine="709"/>
-        <w:jc w:val="both"/>
-        <w:rPr>
-          <w:rFonts w:cs="Times New Roman"/>
-          <w:szCs w:val="28"/>
-        </w:rPr>
-      </w:pPr>
-    </w:p>
-    <w:p>
-      <w:pPr>
-        <w:spacing w:after="0" w:line="360" w:lineRule="auto"/>
-        <w:ind w:firstLine="709"/>
-        <w:jc w:val="both"/>
-        <w:rPr>
-          <w:rFonts w:cs="Times New Roman"/>
-          <w:szCs w:val="28"/>
-        </w:rPr>
-      </w:pPr>
-      <w:r>
-        <w:rPr>
-          <w:rFonts w:cs="Times New Roman"/>
-          <w:szCs w:val="28"/>
-        </w:rPr>
-        <w:t>Критерии прохождения теста</w:t>
-      </w:r>
-      <w:r>
-        <w:rPr>
-          <w:rFonts w:cs="Times New Roman"/>
-          <w:szCs w:val="28"/>
-        </w:rPr>
-        <w:t>.</w:t>
-      </w:r>
-    </w:p>
-    <w:p>
-      <w:pPr>
-        <w:spacing w:line="259" w:lineRule="auto"/>
-        <w:rPr>
-          <w:rFonts w:cs="Times New Roman"/>
-          <w:szCs w:val="28"/>
-        </w:rPr>
-      </w:pPr>
-    </w:p>
-    <w:p>
-      <w:pPr>
-        <w:spacing w:line="259" w:lineRule="auto"/>
-        <w:rPr>
-          <w:rFonts w:cs="Times New Roman"/>
-          <w:szCs w:val="28"/>
-        </w:rPr>
-      </w:pPr>
-    </w:p>
-    <w:p>
-      <w:pPr>
-        <w:spacing w:line="259" w:lineRule="auto"/>
-        <w:rPr>
-          <w:rFonts w:cs="Times New Roman"/>
-          <w:szCs w:val="28"/>
-        </w:rPr>
-      </w:pPr>
-    </w:p>
-    <w:p>
-      <w:pPr>
-        <w:spacing w:line="259" w:lineRule="auto"/>
-        <w:rPr>
-          <w:rFonts w:cs="Times New Roman"/>
-          <w:szCs w:val="28"/>
-        </w:rPr>
-      </w:pPr>
-    </w:p>
-    <w:p>
-      <w:pPr>
-        <w:spacing w:line="259" w:lineRule="auto"/>
-        <w:rPr>
-          <w:rFonts w:cs="Times New Roman"/>
-          <w:szCs w:val="28"/>
-        </w:rPr>
-      </w:pPr>
-    </w:p>
-    <w:p>
-      <w:pPr>
-        <w:spacing w:line="259" w:lineRule="auto"/>
-        <w:rPr>
-          <w:rFonts w:cs="Times New Roman"/>
-          <w:szCs w:val="28"/>
-        </w:rPr>
-      </w:pPr>
-    </w:p>
-    <w:p>
-      <w:pPr>
-        <w:spacing w:line="259" w:lineRule="auto"/>
-        <w:rPr>
-          <w:rFonts w:cs="Times New Roman"/>
-          <w:szCs w:val="28"/>
-        </w:rPr>
-      </w:pPr>
-    </w:p>
-    <w:p>
-      <w:pPr>
-        <w:spacing w:line="259" w:lineRule="auto"/>
-        <w:rPr>
-          <w:rFonts w:cs="Times New Roman"/>
-          <w:szCs w:val="28"/>
-        </w:rPr>
-      </w:pPr>
-    </w:p>
-    <w:p>
-      <w:pPr>
-        <w:spacing w:line="259" w:lineRule="auto"/>
-        <w:rPr>
-          <w:rFonts w:cs="Times New Roman"/>
-          <w:szCs w:val="28"/>
-        </w:rPr>
-      </w:pPr>
-    </w:p>
-    <w:p>
-      <w:pPr>
-        <w:spacing w:line="259" w:lineRule="auto"/>
-        <w:rPr>
-          <w:rFonts w:cs="Times New Roman"/>
-          <w:szCs w:val="28"/>
-        </w:rPr>
-      </w:pPr>
-    </w:p>
-    <w:p>
-      <w:pPr>
-        <w:spacing w:line="259" w:lineRule="auto"/>
-        <w:rPr>
-          <w:rFonts w:cs="Times New Roman"/>
-          <w:szCs w:val="28"/>
-        </w:rPr>
-      </w:pPr>
-    </w:p>
-    <w:p>
-      <w:pPr>
-        <w:spacing w:line="259" w:lineRule="auto"/>
-        <w:rPr>
-          <w:rFonts w:cs="Times New Roman"/>
-          <w:szCs w:val="28"/>
-        </w:rPr>
-      </w:pPr>
-    </w:p>
-    <w:p>
-      <w:pPr>
-        <w:spacing w:line="259" w:lineRule="auto"/>
-        <w:rPr>
-          <w:rFonts w:cs="Times New Roman"/>
-          <w:szCs w:val="28"/>
-        </w:rPr>
-      </w:pPr>
-    </w:p>
-    <w:p>
-      <w:pPr>
-        <w:spacing w:line="259" w:lineRule="auto"/>
-        <w:rPr>
-          <w:rFonts w:cs="Times New Roman"/>
-          <w:szCs w:val="28"/>
-        </w:rPr>
-      </w:pPr>
-    </w:p>
-    <w:p>
-      <w:pPr>
-        <w:spacing w:line="259" w:lineRule="auto"/>
-        <w:rPr>
-          <w:rFonts w:cs="Times New Roman"/>
-          <w:szCs w:val="28"/>
-        </w:rPr>
-      </w:pPr>
-    </w:p>
-    <w:p>
-      <w:pPr>
-        <w:spacing w:line="259" w:lineRule="auto"/>
-        <w:rPr>
-          <w:rFonts w:cs="Times New Roman"/>
-          <w:szCs w:val="28"/>
-        </w:rPr>
-      </w:pPr>
-    </w:p>
-    <w:p>
-      <w:pPr>
-        <w:spacing w:line="259" w:lineRule="auto"/>
-        <w:rPr>
-          <w:rFonts w:cs="Times New Roman"/>
-          <w:szCs w:val="28"/>
-        </w:rPr>
-      </w:pPr>
-    </w:p>
-    <w:p>
-      <w:pPr>
-        <w:spacing w:line="259" w:lineRule="auto"/>
-        <w:rPr>
-          <w:rFonts w:cs="Times New Roman"/>
-          <w:szCs w:val="28"/>
-        </w:rPr>
-      </w:pPr>
-    </w:p>
-    <w:p>
-      <w:pPr>
-        <w:spacing w:line="259" w:lineRule="auto"/>
-        <w:rPr>
-          <w:rFonts w:cs="Times New Roman"/>
-          <w:szCs w:val="28"/>
-        </w:rPr>
-      </w:pPr>
-    </w:p>
-    <w:p>
-      <w:pPr>
-        <w:spacing w:line="259" w:lineRule="auto"/>
-        <w:rPr>
-          <w:rFonts w:cs="Times New Roman"/>
-          <w:szCs w:val="28"/>
-        </w:rPr>
-      </w:pPr>
-    </w:p>
-    <w:p>
-      <w:pPr>
-        <w:spacing w:line="259" w:lineRule="auto"/>
-        <w:rPr>
-          <w:rFonts w:cs="Times New Roman"/>
-          <w:szCs w:val="28"/>
-        </w:rPr>
-      </w:pPr>
-    </w:p>
-    <w:p>
-      <w:pPr>
-        <w:spacing w:line="259" w:lineRule="auto"/>
-        <w:rPr>
-          <w:rFonts w:cs="Times New Roman"/>
-          <w:szCs w:val="28"/>
-        </w:rPr>
-      </w:pPr>
-    </w:p>
-    <w:p>
-      <w:pPr>
-        <w:spacing w:line="259" w:lineRule="auto"/>
-        <w:rPr>
-          <w:rFonts w:cs="Times New Roman"/>
-          <w:szCs w:val="28"/>
-        </w:rPr>
-      </w:pPr>
-    </w:p>
-    <w:p>
-      <w:pPr>
-        <w:spacing w:line="259" w:lineRule="auto"/>
-        <w:rPr>
-          <w:rFonts w:cs="Times New Roman"/>
-          <w:szCs w:val="28"/>
-        </w:rPr>
-      </w:pPr>
-    </w:p>
-    <w:p>
-      <w:pPr>
-        <w:spacing w:line="259" w:lineRule="auto"/>
-        <w:rPr>
-          <w:rFonts w:cs="Times New Roman"/>
-          <w:szCs w:val="28"/>
-        </w:rPr>
-      </w:pPr>
-    </w:p>
-    <w:p>
-      <w:pPr>
-        <w:spacing w:line="259" w:lineRule="auto"/>
-        <w:rPr>
-          <w:rFonts w:cs="Times New Roman"/>
-          <w:szCs w:val="28"/>
-        </w:rPr>
-      </w:pPr>
-    </w:p>
-    <w:p>
-      <w:pPr>
-        <w:spacing w:line="259" w:lineRule="auto"/>
-        <w:rPr>
-          <w:rFonts w:cs="Times New Roman"/>
-          <w:szCs w:val="28"/>
-        </w:rPr>
-      </w:pPr>
-    </w:p>
-    <w:p>
-      <w:pPr>
-        <w:spacing w:line="259" w:lineRule="auto"/>
-        <w:rPr>
-          <w:rFonts w:cs="Times New Roman"/>
-          <w:szCs w:val="28"/>
-        </w:rPr>
-      </w:pPr>
-    </w:p>
-    <w:p>
-      <w:pPr>
-        <w:spacing w:line="259" w:lineRule="auto"/>
-        <w:rPr>
-          <w:rFonts w:cs="Times New Roman"/>
-          <w:szCs w:val="28"/>
-        </w:rPr>
-      </w:pPr>
-    </w:p>
-    <w:p>
-      <w:pPr>
-        <w:spacing w:line="259" w:lineRule="auto"/>
-        <w:rPr>
-          <w:rFonts w:cs="Times New Roman"/>
-          <w:szCs w:val="28"/>
-        </w:rPr>
-      </w:pPr>
-    </w:p>
-    <w:p>
-      <w:pPr>
-        <w:spacing w:line="259" w:lineRule="auto"/>
-        <w:rPr>
-          <w:rFonts w:cs="Times New Roman"/>
-          <w:szCs w:val="28"/>
-        </w:rPr>
-      </w:pPr>
-    </w:p>
-    <w:p>
-      <w:pPr>
-        <w:spacing w:line="259" w:lineRule="auto"/>
-        <w:rPr>
-          <w:rFonts w:cs="Times New Roman"/>
-          <w:szCs w:val="28"/>
-        </w:rPr>
-      </w:pPr>
-    </w:p>
-    <w:p>
-      <w:pPr>
-        <w:spacing w:line="259" w:lineRule="auto"/>
-        <w:rPr>
-          <w:rFonts w:cs="Times New Roman"/>
-          <w:szCs w:val="28"/>
-        </w:rPr>
-      </w:pPr>
-    </w:p>
-    <w:p>
-      <w:pPr>
-        <w:spacing w:line="259" w:lineRule="auto"/>
-        <w:rPr>
-          <w:rFonts w:cs="Times New Roman"/>
-          <w:szCs w:val="28"/>
-        </w:rPr>
-      </w:pPr>
-    </w:p>
-    <w:p>
-      <w:pPr>
-        <w:spacing w:after="0" w:line="360" w:lineRule="auto"/>
-        <w:ind w:firstLine="709"/>
-        <w:jc w:val="both"/>
         <w:rPr>
           <w:rFonts w:cs="Times New Roman"/>
           <w:szCs w:val="28"/>
@@ -1989,7 +2302,7 @@
           <w:szCs w:val="28"/>
         </w:rPr>
         <w:pict w14:anchorId="2C8D137D">
-          <v:rect id="_x0000_i1182" style="width:0;height:.75pt" o:hralign="center" o:hrstd="t" o:hrnoshade="t" o:hr="t" fillcolor="#f9fafb" stroked="f"/>
+          <v:rect id="_x0000_i1025" style="width:0;height:.75pt" o:hralign="center" o:hrstd="t" o:hrnoshade="t" o:hr="t" fillcolor="#f9fafb" stroked="f"/>
         </w:pict>
       </w:r>
     </w:p>
@@ -2159,6 +2472,7 @@
           <w:rFonts w:cs="Times New Roman"/>
           <w:szCs w:val="28"/>
         </w:rPr>
+        <w:lastRenderedPageBreak/>
         <w:t>Результат фильтрации сохраняется в переменную </w:t>
       </w:r>
       <w:proofErr w:type="spellStart"/>
@@ -2480,7 +2794,7 @@
           <w:szCs w:val="28"/>
         </w:rPr>
         <w:pict w14:anchorId="711CFB96">
-          <v:rect id="_x0000_i1184" style="width:0;height:.75pt" o:hralign="center" o:hrstd="t" o:hrnoshade="t" o:hr="t" fillcolor="#f9fafb" stroked="f"/>
+          <v:rect id="_x0000_i1026" style="width:0;height:.75pt" o:hralign="center" o:hrstd="t" o:hrnoshade="t" o:hr="t" fillcolor="#f9fafb" stroked="f"/>
         </w:pict>
       </w:r>
     </w:p>
@@ -2503,7 +2817,6 @@
           <w:bCs/>
           <w:szCs w:val="28"/>
         </w:rPr>
-        <w:lastRenderedPageBreak/>
         <w:t>Дополнительный тестовый сценарий 4: Проверка обработки ошибок при отсутствии файла</w:t>
       </w:r>
     </w:p>
@@ -2795,6 +3108,7 @@
           <w:rFonts w:cs="Times New Roman"/>
           <w:szCs w:val="28"/>
         </w:rPr>
+        <w:lastRenderedPageBreak/>
         <w:t>Или файл был удален/перемещен</w:t>
       </w:r>
     </w:p>
@@ -3540,6 +3854,181 @@
     </w:lvl>
   </w:abstractNum>
   <w:abstractNum w:abstractNumId="3" w15:restartNumberingAfterBreak="0">
+    <w:nsid w:val="1E723F2B"/>
+    <w:multiLevelType w:val="hybridMultilevel"/>
+    <w:tmpl w:val="07583854"/>
+    <w:lvl w:ilvl="0" w:tplc="04190001">
+      <w:start w:val="1"/>
+      <w:numFmt w:val="bullet"/>
+      <w:lvlText w:val=""/>
+      <w:lvlJc w:val="left"/>
+      <w:pPr>
+        <w:ind w:left="1429" w:hanging="360"/>
+      </w:pPr>
+      <w:rPr>
+        <w:rFonts w:ascii="Symbol" w:hAnsi="Symbol" w:hint="default"/>
+      </w:rPr>
+    </w:lvl>
+    <w:lvl w:ilvl="1" w:tplc="FFFFFFFF" w:tentative="1">
+      <w:start w:val="1"/>
+      <w:numFmt w:val="lowerLetter"/>
+      <w:lvlText w:val="%2."/>
+      <w:lvlJc w:val="left"/>
+      <w:pPr>
+        <w:ind w:left="2149" w:hanging="360"/>
+      </w:pPr>
+    </w:lvl>
+    <w:lvl w:ilvl="2" w:tplc="FFFFFFFF" w:tentative="1">
+      <w:start w:val="1"/>
+      <w:numFmt w:val="lowerRoman"/>
+      <w:lvlText w:val="%3."/>
+      <w:lvlJc w:val="right"/>
+      <w:pPr>
+        <w:ind w:left="2869" w:hanging="180"/>
+      </w:pPr>
+    </w:lvl>
+    <w:lvl w:ilvl="3" w:tplc="FFFFFFFF" w:tentative="1">
+      <w:start w:val="1"/>
+      <w:numFmt w:val="decimal"/>
+      <w:lvlText w:val="%4."/>
+      <w:lvlJc w:val="left"/>
+      <w:pPr>
+        <w:ind w:left="3589" w:hanging="360"/>
+      </w:pPr>
+    </w:lvl>
+    <w:lvl w:ilvl="4" w:tplc="FFFFFFFF" w:tentative="1">
+      <w:start w:val="1"/>
+      <w:numFmt w:val="lowerLetter"/>
+      <w:lvlText w:val="%5."/>
+      <w:lvlJc w:val="left"/>
+      <w:pPr>
+        <w:ind w:left="4309" w:hanging="360"/>
+      </w:pPr>
+    </w:lvl>
+    <w:lvl w:ilvl="5" w:tplc="FFFFFFFF" w:tentative="1">
+      <w:start w:val="1"/>
+      <w:numFmt w:val="lowerRoman"/>
+      <w:lvlText w:val="%6."/>
+      <w:lvlJc w:val="right"/>
+      <w:pPr>
+        <w:ind w:left="5029" w:hanging="180"/>
+      </w:pPr>
+    </w:lvl>
+    <w:lvl w:ilvl="6" w:tplc="FFFFFFFF" w:tentative="1">
+      <w:start w:val="1"/>
+      <w:numFmt w:val="decimal"/>
+      <w:lvlText w:val="%7."/>
+      <w:lvlJc w:val="left"/>
+      <w:pPr>
+        <w:ind w:left="5749" w:hanging="360"/>
+      </w:pPr>
+    </w:lvl>
+    <w:lvl w:ilvl="7" w:tplc="FFFFFFFF" w:tentative="1">
+      <w:start w:val="1"/>
+      <w:numFmt w:val="lowerLetter"/>
+      <w:lvlText w:val="%8."/>
+      <w:lvlJc w:val="left"/>
+      <w:pPr>
+        <w:ind w:left="6469" w:hanging="360"/>
+      </w:pPr>
+    </w:lvl>
+    <w:lvl w:ilvl="8" w:tplc="FFFFFFFF" w:tentative="1">
+      <w:start w:val="1"/>
+      <w:numFmt w:val="lowerRoman"/>
+      <w:lvlText w:val="%9."/>
+      <w:lvlJc w:val="right"/>
+      <w:pPr>
+        <w:ind w:left="7189" w:hanging="180"/>
+      </w:pPr>
+    </w:lvl>
+  </w:abstractNum>
+  <w:abstractNum w:abstractNumId="4" w15:restartNumberingAfterBreak="0">
+    <w:nsid w:val="1E763BEB"/>
+    <w:multiLevelType w:val="hybridMultilevel"/>
+    <w:tmpl w:val="3BBE710C"/>
+    <w:lvl w:ilvl="0" w:tplc="0419000F">
+      <w:start w:val="1"/>
+      <w:numFmt w:val="decimal"/>
+      <w:lvlText w:val="%1."/>
+      <w:lvlJc w:val="left"/>
+      <w:pPr>
+        <w:ind w:left="1429" w:hanging="360"/>
+      </w:pPr>
+    </w:lvl>
+    <w:lvl w:ilvl="1" w:tplc="04190019" w:tentative="1">
+      <w:start w:val="1"/>
+      <w:numFmt w:val="lowerLetter"/>
+      <w:lvlText w:val="%2."/>
+      <w:lvlJc w:val="left"/>
+      <w:pPr>
+        <w:ind w:left="2149" w:hanging="360"/>
+      </w:pPr>
+    </w:lvl>
+    <w:lvl w:ilvl="2" w:tplc="0419001B" w:tentative="1">
+      <w:start w:val="1"/>
+      <w:numFmt w:val="lowerRoman"/>
+      <w:lvlText w:val="%3."/>
+      <w:lvlJc w:val="right"/>
+      <w:pPr>
+        <w:ind w:left="2869" w:hanging="180"/>
+      </w:pPr>
+    </w:lvl>
+    <w:lvl w:ilvl="3" w:tplc="0419000F" w:tentative="1">
+      <w:start w:val="1"/>
+      <w:numFmt w:val="decimal"/>
+      <w:lvlText w:val="%4."/>
+      <w:lvlJc w:val="left"/>
+      <w:pPr>
+        <w:ind w:left="3589" w:hanging="360"/>
+      </w:pPr>
+    </w:lvl>
+    <w:lvl w:ilvl="4" w:tplc="04190019" w:tentative="1">
+      <w:start w:val="1"/>
+      <w:numFmt w:val="lowerLetter"/>
+      <w:lvlText w:val="%5."/>
+      <w:lvlJc w:val="left"/>
+      <w:pPr>
+        <w:ind w:left="4309" w:hanging="360"/>
+      </w:pPr>
+    </w:lvl>
+    <w:lvl w:ilvl="5" w:tplc="0419001B" w:tentative="1">
+      <w:start w:val="1"/>
+      <w:numFmt w:val="lowerRoman"/>
+      <w:lvlText w:val="%6."/>
+      <w:lvlJc w:val="right"/>
+      <w:pPr>
+        <w:ind w:left="5029" w:hanging="180"/>
+      </w:pPr>
+    </w:lvl>
+    <w:lvl w:ilvl="6" w:tplc="0419000F" w:tentative="1">
+      <w:start w:val="1"/>
+      <w:numFmt w:val="decimal"/>
+      <w:lvlText w:val="%7."/>
+      <w:lvlJc w:val="left"/>
+      <w:pPr>
+        <w:ind w:left="5749" w:hanging="360"/>
+      </w:pPr>
+    </w:lvl>
+    <w:lvl w:ilvl="7" w:tplc="04190019" w:tentative="1">
+      <w:start w:val="1"/>
+      <w:numFmt w:val="lowerLetter"/>
+      <w:lvlText w:val="%8."/>
+      <w:lvlJc w:val="left"/>
+      <w:pPr>
+        <w:ind w:left="6469" w:hanging="360"/>
+      </w:pPr>
+    </w:lvl>
+    <w:lvl w:ilvl="8" w:tplc="0419001B" w:tentative="1">
+      <w:start w:val="1"/>
+      <w:numFmt w:val="lowerRoman"/>
+      <w:lvlText w:val="%9."/>
+      <w:lvlJc w:val="right"/>
+      <w:pPr>
+        <w:ind w:left="7189" w:hanging="180"/>
+      </w:pPr>
+    </w:lvl>
+  </w:abstractNum>
+  <w:abstractNum w:abstractNumId="5" w15:restartNumberingAfterBreak="0">
     <w:nsid w:val="242426B4"/>
     <w:multiLevelType w:val="multilevel"/>
     <w:tmpl w:val="0D92DFEE"/>
@@ -3688,7 +4177,7 @@
       </w:rPr>
     </w:lvl>
   </w:abstractNum>
-  <w:abstractNum w:abstractNumId="4" w15:restartNumberingAfterBreak="0">
+  <w:abstractNum w:abstractNumId="6" w15:restartNumberingAfterBreak="0">
     <w:nsid w:val="2D3B653E"/>
     <w:multiLevelType w:val="multilevel"/>
     <w:tmpl w:val="89480E4E"/>
@@ -3837,7 +4326,7 @@
       </w:rPr>
     </w:lvl>
   </w:abstractNum>
-  <w:abstractNum w:abstractNumId="5" w15:restartNumberingAfterBreak="0">
+  <w:abstractNum w:abstractNumId="7" w15:restartNumberingAfterBreak="0">
     <w:nsid w:val="2FE46E9E"/>
     <w:multiLevelType w:val="multilevel"/>
     <w:tmpl w:val="C34E3956"/>
@@ -3954,7 +4443,7 @@
       </w:pPr>
     </w:lvl>
   </w:abstractNum>
-  <w:abstractNum w:abstractNumId="6" w15:restartNumberingAfterBreak="0">
+  <w:abstractNum w:abstractNumId="8" w15:restartNumberingAfterBreak="0">
     <w:nsid w:val="2FFF798B"/>
     <w:multiLevelType w:val="multilevel"/>
     <w:tmpl w:val="1BEC78BE"/>
@@ -4103,7 +4592,7 @@
       </w:rPr>
     </w:lvl>
   </w:abstractNum>
-  <w:abstractNum w:abstractNumId="7" w15:restartNumberingAfterBreak="0">
+  <w:abstractNum w:abstractNumId="9" w15:restartNumberingAfterBreak="0">
     <w:nsid w:val="31FB1DE4"/>
     <w:multiLevelType w:val="multilevel"/>
     <w:tmpl w:val="D4C6474A"/>
@@ -4216,7 +4705,7 @@
       </w:pPr>
     </w:lvl>
   </w:abstractNum>
-  <w:abstractNum w:abstractNumId="8" w15:restartNumberingAfterBreak="0">
+  <w:abstractNum w:abstractNumId="10" w15:restartNumberingAfterBreak="0">
     <w:nsid w:val="38D574AF"/>
     <w:multiLevelType w:val="multilevel"/>
     <w:tmpl w:val="3D7AC650"/>
@@ -4365,7 +4854,7 @@
       </w:rPr>
     </w:lvl>
   </w:abstractNum>
-  <w:abstractNum w:abstractNumId="9" w15:restartNumberingAfterBreak="0">
+  <w:abstractNum w:abstractNumId="11" w15:restartNumberingAfterBreak="0">
     <w:nsid w:val="415C2869"/>
     <w:multiLevelType w:val="multilevel"/>
     <w:tmpl w:val="FD66FF98"/>
@@ -4478,7 +4967,7 @@
       </w:pPr>
     </w:lvl>
   </w:abstractNum>
-  <w:abstractNum w:abstractNumId="10" w15:restartNumberingAfterBreak="0">
+  <w:abstractNum w:abstractNumId="12" w15:restartNumberingAfterBreak="0">
     <w:nsid w:val="51E46401"/>
     <w:multiLevelType w:val="multilevel"/>
     <w:tmpl w:val="89949B1C"/>
@@ -4627,7 +5116,7 @@
       </w:rPr>
     </w:lvl>
   </w:abstractNum>
-  <w:abstractNum w:abstractNumId="11" w15:restartNumberingAfterBreak="0">
+  <w:abstractNum w:abstractNumId="13" w15:restartNumberingAfterBreak="0">
     <w:nsid w:val="5ADE2D46"/>
     <w:multiLevelType w:val="multilevel"/>
     <w:tmpl w:val="443C2156"/>
@@ -4740,7 +5229,7 @@
       </w:pPr>
     </w:lvl>
   </w:abstractNum>
-  <w:abstractNum w:abstractNumId="12" w15:restartNumberingAfterBreak="0">
+  <w:abstractNum w:abstractNumId="14" w15:restartNumberingAfterBreak="0">
     <w:nsid w:val="5B9F1968"/>
     <w:multiLevelType w:val="multilevel"/>
     <w:tmpl w:val="9F088204"/>
@@ -4889,7 +5378,7 @@
       </w:rPr>
     </w:lvl>
   </w:abstractNum>
-  <w:abstractNum w:abstractNumId="13" w15:restartNumberingAfterBreak="0">
+  <w:abstractNum w:abstractNumId="15" w15:restartNumberingAfterBreak="0">
     <w:nsid w:val="5C5331DC"/>
     <w:multiLevelType w:val="multilevel"/>
     <w:tmpl w:val="EF900696"/>
@@ -5038,7 +5527,7 @@
       </w:rPr>
     </w:lvl>
   </w:abstractNum>
-  <w:abstractNum w:abstractNumId="14" w15:restartNumberingAfterBreak="0">
+  <w:abstractNum w:abstractNumId="16" w15:restartNumberingAfterBreak="0">
     <w:nsid w:val="61FA0B14"/>
     <w:multiLevelType w:val="multilevel"/>
     <w:tmpl w:val="6C823D80"/>
@@ -5187,7 +5676,7 @@
       </w:rPr>
     </w:lvl>
   </w:abstractNum>
-  <w:abstractNum w:abstractNumId="15" w15:restartNumberingAfterBreak="0">
+  <w:abstractNum w:abstractNumId="17" w15:restartNumberingAfterBreak="0">
     <w:nsid w:val="6CDC134A"/>
     <w:multiLevelType w:val="multilevel"/>
     <w:tmpl w:val="3DC40DFC"/>
@@ -5301,52 +5790,58 @@
     </w:lvl>
   </w:abstractNum>
   <w:num w:numId="1" w16cid:durableId="318118449">
-    <w:abstractNumId w:val="11"/>
+    <w:abstractNumId w:val="13"/>
   </w:num>
   <w:num w:numId="2" w16cid:durableId="1931767246">
     <w:abstractNumId w:val="0"/>
   </w:num>
   <w:num w:numId="3" w16cid:durableId="304821643">
-    <w:abstractNumId w:val="10"/>
+    <w:abstractNumId w:val="12"/>
   </w:num>
   <w:num w:numId="4" w16cid:durableId="1677537565">
-    <w:abstractNumId w:val="14"/>
+    <w:abstractNumId w:val="16"/>
   </w:num>
   <w:num w:numId="5" w16cid:durableId="1903710884">
-    <w:abstractNumId w:val="15"/>
+    <w:abstractNumId w:val="17"/>
   </w:num>
   <w:num w:numId="6" w16cid:durableId="6685716">
-    <w:abstractNumId w:val="4"/>
+    <w:abstractNumId w:val="6"/>
   </w:num>
   <w:num w:numId="7" w16cid:durableId="588197167">
-    <w:abstractNumId w:val="3"/>
+    <w:abstractNumId w:val="5"/>
   </w:num>
   <w:num w:numId="8" w16cid:durableId="2072537664">
-    <w:abstractNumId w:val="5"/>
+    <w:abstractNumId w:val="7"/>
   </w:num>
   <w:num w:numId="9" w16cid:durableId="1004013148">
-    <w:abstractNumId w:val="12"/>
+    <w:abstractNumId w:val="14"/>
   </w:num>
   <w:num w:numId="10" w16cid:durableId="1747024213">
     <w:abstractNumId w:val="1"/>
   </w:num>
   <w:num w:numId="11" w16cid:durableId="501049698">
-    <w:abstractNumId w:val="7"/>
+    <w:abstractNumId w:val="9"/>
   </w:num>
   <w:num w:numId="12" w16cid:durableId="1155218039">
-    <w:abstractNumId w:val="6"/>
+    <w:abstractNumId w:val="8"/>
   </w:num>
   <w:num w:numId="13" w16cid:durableId="1226331470">
     <w:abstractNumId w:val="2"/>
   </w:num>
   <w:num w:numId="14" w16cid:durableId="1248079896">
-    <w:abstractNumId w:val="8"/>
+    <w:abstractNumId w:val="10"/>
   </w:num>
   <w:num w:numId="15" w16cid:durableId="2103523543">
-    <w:abstractNumId w:val="9"/>
+    <w:abstractNumId w:val="11"/>
   </w:num>
   <w:num w:numId="16" w16cid:durableId="238104368">
-    <w:abstractNumId w:val="13"/>
+    <w:abstractNumId w:val="15"/>
+  </w:num>
+  <w:num w:numId="17" w16cid:durableId="454763505">
+    <w:abstractNumId w:val="4"/>
+  </w:num>
+  <w:num w:numId="18" w16cid:durableId="446395599">
+    <w:abstractNumId w:val="3"/>
   </w:num>
 </w:numbering>
 </file>
